--- a/klagomål/A 37641-2026 FSC-klagomål.docx
+++ b/klagomål/A 37641-2026 FSC-klagomål.docx
@@ -672,7 +672,7 @@
     <w:r>
       <w:tab/>
       <w:tab/>
-      <w:t>2026-09-14</w:t>
+      <w:t>2026-09-15</w:t>
       <w:br/>
       <w:br/>
     </w:r>

--- a/klagomål/A 37641-2026 FSC-klagomål.docx
+++ b/klagomål/A 37641-2026 FSC-klagomål.docx
@@ -672,7 +672,7 @@
     <w:r>
       <w:tab/>
       <w:tab/>
-      <w:t>2026-09-15</w:t>
+      <w:t>2026-09-16</w:t>
       <w:br/>
       <w:br/>
     </w:r>

--- a/klagomål/A 37641-2026 FSC-klagomål.docx
+++ b/klagomål/A 37641-2026 FSC-klagomål.docx
@@ -672,7 +672,7 @@
     <w:r>
       <w:tab/>
       <w:tab/>
-      <w:t>2026-09-16</w:t>
+      <w:t>2026-09-17</w:t>
       <w:br/>
       <w:br/>
     </w:r>

--- a/klagomål/A 37641-2026 FSC-klagomål.docx
+++ b/klagomål/A 37641-2026 FSC-klagomål.docx
@@ -672,7 +672,7 @@
     <w:r>
       <w:tab/>
       <w:tab/>
-      <w:t>2026-09-17</w:t>
+      <w:t>2026-09-18</w:t>
       <w:br/>
       <w:br/>
     </w:r>

--- a/klagomål/A 37641-2026 FSC-klagomål.docx
+++ b/klagomål/A 37641-2026 FSC-klagomål.docx
@@ -672,7 +672,7 @@
     <w:r>
       <w:tab/>
       <w:tab/>
-      <w:t>2026-09-18</w:t>
+      <w:t>2026-09-19</w:t>
       <w:br/>
       <w:br/>
     </w:r>

--- a/klagomål/A 37641-2026 FSC-klagomål.docx
+++ b/klagomål/A 37641-2026 FSC-klagomål.docx
@@ -672,7 +672,7 @@
     <w:r>
       <w:tab/>
       <w:tab/>
-      <w:t>2026-09-19</w:t>
+      <w:t>2026-09-21</w:t>
       <w:br/>
       <w:br/>
     </w:r>

--- a/klagomål/A 37641-2026 FSC-klagomål.docx
+++ b/klagomål/A 37641-2026 FSC-klagomål.docx
@@ -672,7 +672,7 @@
     <w:r>
       <w:tab/>
       <w:tab/>
-      <w:t>2026-09-21</w:t>
+      <w:t>2026-09-23</w:t>
       <w:br/>
       <w:br/>
     </w:r>

--- a/klagomål/A 37641-2026 FSC-klagomål.docx
+++ b/klagomål/A 37641-2026 FSC-klagomål.docx
@@ -672,7 +672,7 @@
     <w:r>
       <w:tab/>
       <w:tab/>
-      <w:t>2026-09-23</w:t>
+      <w:t>2026-09-24</w:t>
       <w:br/>
       <w:br/>
     </w:r>

--- a/klagomål/A 37641-2026 FSC-klagomål.docx
+++ b/klagomål/A 37641-2026 FSC-klagomål.docx
@@ -672,7 +672,7 @@
     <w:r>
       <w:tab/>
       <w:tab/>
-      <w:t>2026-09-24</w:t>
+      <w:t>2026-09-25</w:t>
       <w:br/>
       <w:br/>
     </w:r>

--- a/klagomål/A 37641-2026 FSC-klagomål.docx
+++ b/klagomål/A 37641-2026 FSC-klagomål.docx
@@ -672,7 +672,7 @@
     <w:r>
       <w:tab/>
       <w:tab/>
-      <w:t>2026-09-25</w:t>
+      <w:t>2026-09-26</w:t>
       <w:br/>
       <w:br/>
     </w:r>

--- a/klagomål/A 37641-2026 FSC-klagomål.docx
+++ b/klagomål/A 37641-2026 FSC-klagomål.docx
@@ -672,7 +672,7 @@
     <w:r>
       <w:tab/>
       <w:tab/>
-      <w:t>2026-09-26</w:t>
+      <w:t>2026-09-27</w:t>
       <w:br/>
       <w:br/>
     </w:r>

--- a/klagomål/A 37641-2026 FSC-klagomål.docx
+++ b/klagomål/A 37641-2026 FSC-klagomål.docx
@@ -672,7 +672,7 @@
     <w:r>
       <w:tab/>
       <w:tab/>
-      <w:t>2026-09-27</w:t>
+      <w:t>2026-09-28</w:t>
       <w:br/>
       <w:br/>
     </w:r>

--- a/klagomål/A 37641-2026 FSC-klagomål.docx
+++ b/klagomål/A 37641-2026 FSC-klagomål.docx
@@ -672,7 +672,7 @@
     <w:r>
       <w:tab/>
       <w:tab/>
-      <w:t>2026-09-28</w:t>
+      <w:t>2026-09-29</w:t>
       <w:br/>
       <w:br/>
     </w:r>

--- a/klagomål/A 37641-2026 FSC-klagomål.docx
+++ b/klagomål/A 37641-2026 FSC-klagomål.docx
@@ -672,7 +672,7 @@
     <w:r>
       <w:tab/>
       <w:tab/>
-      <w:t>2026-09-29</w:t>
+      <w:t>2026-09-30</w:t>
       <w:br/>
       <w:br/>
     </w:r>

--- a/klagomål/A 37641-2026 FSC-klagomål.docx
+++ b/klagomål/A 37641-2026 FSC-klagomål.docx
@@ -672,7 +672,7 @@
     <w:r>
       <w:tab/>
       <w:tab/>
-      <w:t>2026-09-30</w:t>
+      <w:t>2026-10-01</w:t>
       <w:br/>
       <w:br/>
     </w:r>

--- a/klagomål/A 37641-2026 FSC-klagomål.docx
+++ b/klagomål/A 37641-2026 FSC-klagomål.docx
@@ -672,7 +672,7 @@
     <w:r>
       <w:tab/>
       <w:tab/>
-      <w:t>2026-10-01</w:t>
+      <w:t>2026-10-02</w:t>
       <w:br/>
       <w:br/>
     </w:r>

--- a/klagomål/A 37641-2026 FSC-klagomål.docx
+++ b/klagomål/A 37641-2026 FSC-klagomål.docx
@@ -672,7 +672,7 @@
     <w:r>
       <w:tab/>
       <w:tab/>
-      <w:t>2026-10-02</w:t>
+      <w:t>2026-10-03</w:t>
       <w:br/>
       <w:br/>
     </w:r>

--- a/klagomål/A 37641-2026 FSC-klagomål.docx
+++ b/klagomål/A 37641-2026 FSC-klagomål.docx
@@ -672,7 +672,7 @@
     <w:r>
       <w:tab/>
       <w:tab/>
-      <w:t>2026-10-03</w:t>
+      <w:t>2026-10-04</w:t>
       <w:br/>
       <w:br/>
     </w:r>

--- a/klagomål/A 37641-2026 FSC-klagomål.docx
+++ b/klagomål/A 37641-2026 FSC-klagomål.docx
@@ -672,7 +672,7 @@
     <w:r>
       <w:tab/>
       <w:tab/>
-      <w:t>2026-10-04</w:t>
+      <w:t>2026-10-05</w:t>
       <w:br/>
       <w:br/>
     </w:r>

--- a/klagomål/A 37641-2026 FSC-klagomål.docx
+++ b/klagomål/A 37641-2026 FSC-klagomål.docx
@@ -672,7 +672,7 @@
     <w:r>
       <w:tab/>
       <w:tab/>
-      <w:t>2026-10-05</w:t>
+      <w:t>2026-10-06</w:t>
       <w:br/>
       <w:br/>
     </w:r>

--- a/klagomål/A 37641-2026 FSC-klagomål.docx
+++ b/klagomål/A 37641-2026 FSC-klagomål.docx
@@ -672,7 +672,7 @@
     <w:r>
       <w:tab/>
       <w:tab/>
-      <w:t>2026-10-06</w:t>
+      <w:t>2026-10-07</w:t>
       <w:br/>
       <w:br/>
     </w:r>

--- a/klagomål/A 37641-2026 FSC-klagomål.docx
+++ b/klagomål/A 37641-2026 FSC-klagomål.docx
@@ -672,7 +672,7 @@
     <w:r>
       <w:tab/>
       <w:tab/>
-      <w:t>2026-10-07</w:t>
+      <w:t>2026-10-08</w:t>
       <w:br/>
       <w:br/>
     </w:r>

--- a/klagomål/A 37641-2026 FSC-klagomål.docx
+++ b/klagomål/A 37641-2026 FSC-klagomål.docx
@@ -672,7 +672,7 @@
     <w:r>
       <w:tab/>
       <w:tab/>
-      <w:t>2026-10-08</w:t>
+      <w:t>2026-10-09</w:t>
       <w:br/>
       <w:br/>
     </w:r>

--- a/klagomål/A 37641-2026 FSC-klagomål.docx
+++ b/klagomål/A 37641-2026 FSC-klagomål.docx
@@ -672,7 +672,7 @@
     <w:r>
       <w:tab/>
       <w:tab/>
-      <w:t>2026-10-09</w:t>
+      <w:t>2026-10-10</w:t>
       <w:br/>
       <w:br/>
     </w:r>

--- a/klagomål/A 37641-2026 FSC-klagomål.docx
+++ b/klagomål/A 37641-2026 FSC-klagomål.docx
@@ -672,7 +672,7 @@
     <w:r>
       <w:tab/>
       <w:tab/>
-      <w:t>2026-10-10</w:t>
+      <w:t>2026-10-11</w:t>
       <w:br/>
       <w:br/>
     </w:r>

--- a/klagomål/A 37641-2026 FSC-klagomål.docx
+++ b/klagomål/A 37641-2026 FSC-klagomål.docx
@@ -672,7 +672,7 @@
     <w:r>
       <w:tab/>
       <w:tab/>
-      <w:t>2026-10-11</w:t>
+      <w:t>2026-10-12</w:t>
       <w:br/>
       <w:br/>
     </w:r>

--- a/klagomål/A 37641-2026 FSC-klagomål.docx
+++ b/klagomål/A 37641-2026 FSC-klagomål.docx
@@ -672,7 +672,7 @@
     <w:r>
       <w:tab/>
       <w:tab/>
-      <w:t>2026-10-12</w:t>
+      <w:t>2026-10-13</w:t>
       <w:br/>
       <w:br/>
     </w:r>

--- a/klagomål/A 37641-2026 FSC-klagomål.docx
+++ b/klagomål/A 37641-2026 FSC-klagomål.docx
@@ -672,7 +672,7 @@
     <w:r>
       <w:tab/>
       <w:tab/>
-      <w:t>2026-10-13</w:t>
+      <w:t>2026-10-14</w:t>
       <w:br/>
       <w:br/>
     </w:r>

--- a/klagomål/A 37641-2026 FSC-klagomål.docx
+++ b/klagomål/A 37641-2026 FSC-klagomål.docx
@@ -672,7 +672,7 @@
     <w:r>
       <w:tab/>
       <w:tab/>
-      <w:t>2026-10-14</w:t>
+      <w:t>2026-10-15</w:t>
       <w:br/>
       <w:br/>
     </w:r>

--- a/klagomål/A 37641-2026 FSC-klagomål.docx
+++ b/klagomål/A 37641-2026 FSC-klagomål.docx
@@ -163,7 +163,7 @@
         <w:pStyle w:val="Title"/>
       </w:pPr>
       <w:r>
-        <w:t>Inledande FSC- /PEFC-klagomål – information om höga naturvärden i avverkningsanmälan A 37641-2026 i Lindesbergs kommun</w:t>
+        <w:t>Inledande FSC- /PEFC-klagomål – information om höga naturvärden och fridlysta arter i avverkningsanmälan A 37641-2026 i Lindesbergs kommun</w:t>
       </w:r>
     </w:p>
     <w:p>
@@ -178,7 +178,7 @@
       <w:r>
         <w:drawing>
           <wp:inline xmlns:a="http://schemas.openxmlformats.org/drawingml/2006/main" xmlns:pic="http://schemas.openxmlformats.org/drawingml/2006/picture">
-            <wp:extent cx="4901790" cy="5724000"/>
+            <wp:extent cx="5175204" cy="5724000"/>
             <wp:docPr id="1" name="Picture 1"/>
             <wp:cNvGraphicFramePr>
               <a:graphicFrameLocks noChangeAspect="1"/>
@@ -199,7 +199,7 @@
                   <pic:spPr>
                     <a:xfrm>
                       <a:off x="0" y="0"/>
-                      <a:ext cx="4901790" cy="5724000"/>
+                      <a:ext cx="5175204" cy="5724000"/>
                     </a:xfrm>
                     <a:prstGeom prst="rect"/>
                   </pic:spPr>
@@ -221,7 +221,7 @@
     </w:p>
     <w:p>
       <w:r>
-        <w:t>I avverkningsanmälan finns fynd av 1 naturvårdsarter, varav 1 är rödlistad och 1 är typisk (T): motaggsvamp (NT, T). Se Figur 1.</w:t>
+        <w:t>I avverkningsanmälan finns fynd av 8 naturvårdsarter, varav 5 är rödlistade, 7 är fridlysta och 6 är typiska (T): pärluggla (EN, T, §4), entita (NT, T, §4), mindre hackspett (NT, T, §4), motaggsvamp (NT, T), talltita (NT, §4), järpe (T, §4), spillkråka (T, §4) och slaguggla (§4). Se Figur 1.</w:t>
       </w:r>
     </w:p>
     <w:p>
@@ -244,7 +244,67 @@
     </w:p>
     <w:p>
       <w:r>
-        <w:t>Nedan följer beskrivningar av de naturvårdsarter och fridlysta arter som har sina livsmiljöer och växtplatser i den avverkningsanmälda skogen. De påträffade naturvårdsarterna är ett tydligt kvitto på att det rör sig om en skog med höga naturvärden.</w:t>
+        <w:t>Nedan följer beskrivningar av de naturvårdsarter och fridlysta arter som har sina livsmiljöer och växtplatser i den avverkningsanmälda skogen. Se även ytterligare artfakta i BILAGA 1. De påträffade naturvårdsarterna är ett tydligt kvitto på att det rör sig om en skog med höga naturvärden.</w:t>
+      </w:r>
+    </w:p>
+    <w:p>
+      <w:r>
+        <w:rPr>
+          <w:b/>
+        </w:rPr>
+        <w:t>Pärluggla (EN, §4)</w:t>
+      </w:r>
+      <w:r>
+        <w:t xml:space="preserve"> är en starkt hotad art som omfattas av bilaga 1 EU:s fågeldirektiv. Beståndet har gradvis minskat sedan början av 1980-talet och efter 2010 tyder data från Svensk Fågeltaxering på att beståndet i det närmaste helt kraschat. Minskningstakten har uppgått till 60 (40–80) % under de senaste 15 åren. Pärlugglan är beroende av äldre, varierad skog med goda jaktmöjligheter och god tillgång på lämpliga trädhål som boplatser. Hemområdet är i storleksordningen 200–500 hektar, men storleken varierar kraftigt beroende på hur mycket föda det finns. Undvik skogsbruksåtgärder som kan skada hänsynskrävande miljöer, som till exempel strand- och sumpskogar med naturskogskaraktär, äldre skog på uddar och öar, raviner, klyftor och blockmarker samt berg- och rasbranter, äldre hällmarksskog, äldre sandtallskogar, naturskogsrester, eller äldre trädbestånd med mycket hänglavar eller död ved. Pärluggla är typisk art för </w:t>
+      </w:r>
+      <w:r>
+        <w:rPr>
+          <w:i/>
+        </w:rPr>
+        <w:t>9010 Västlig taiga</w:t>
+      </w:r>
+      <w:r>
+        <w:t xml:space="preserve"> (SLU Artdatabanken, 2026; Skogsstyrelsen, 2016).</w:t>
+      </w:r>
+    </w:p>
+    <w:p>
+      <w:r>
+        <w:rPr>
+          <w:b/>
+        </w:rPr>
+        <w:t>Entita (NT, §4)</w:t>
+      </w:r>
+      <w:r>
+        <w:t xml:space="preserve">, rödlistad som nära hotad och prioriterad art i Skogsvårdslagen, har häckningsrevir i anmälan. Minskningstakten innevarande 10-årsperiod beräknas till 20 (10–30) % och bedöms vara nära gränsvärdet för Sårbar (VU). Entitan är ortstrogen och reviret är i genomsnitt omkring 5 hektar, ibland uppåt 20 hektar stort. Entitan är en utpräglad lövskogsfågel som föredrar flerskiktade, gärna högvuxna skogar med inslag av äldre träd och välutvecklat buskskikt. Även alkärr med videsnår hör till de miljöer som utnyttjas. Arten häckar ofta i skogar som är svagt eller inte alls påverkade av skogsbruk, ofta rör det sig om värdekärnor med höga naturvärden. Entitan missgynnas av konventionellt skogsbruk och dess ortstrohet och dåliga spridningsförmåga gör den känslig för fragmentering. Entita är typisk art för </w:t>
+      </w:r>
+      <w:r>
+        <w:rPr>
+          <w:i/>
+        </w:rPr>
+        <w:t>9080 Lövsumpskog</w:t>
+      </w:r>
+      <w:r>
+        <w:t xml:space="preserve"> (Skogsstyrelsen, 2016, SLU Artdatabanken, 2021).</w:t>
+      </w:r>
+    </w:p>
+    <w:p>
+      <w:r>
+        <w:rPr>
+          <w:b/>
+        </w:rPr>
+        <w:t>Mindre hackspett (NT, §4)</w:t>
+      </w:r>
+      <w:r>
+        <w:t xml:space="preserve"> är rödlistad som nära hotad, fridlyst och prioriterad art i Skogsvårdslagen. Minskningstakten har uppgått till 25 (10–40) % under de senaste 15 åren och bedöms vara nära gränsvärdet för Sårbar (VU). (A2bc). Arten har stora revir och höga krav när det gäller förekomst av lövskog på landskapsnivå. För att häcka framgångsrikt behöver ett par cirka 40 ha äldre lövdominerad skog inom ett område på upp till 200 ha. Under vintern kan födosök även ske i äldre grandominerad skog. Mindre hackspett är typisk art för </w:t>
+      </w:r>
+      <w:r>
+        <w:rPr>
+          <w:i/>
+        </w:rPr>
+        <w:t>9010 Taiga, 9750 Svämlövskog, 9080 Lövsumpskog, 9030 Landhöjningsskog och 9040 Fjällbjörkskog</w:t>
+      </w:r>
+      <w:r>
+        <w:t xml:space="preserve"> (SLU Artdatabanken, 2021; Skogsstyrelsen, 2016).</w:t>
       </w:r>
     </w:p>
     <w:p>
@@ -265,6 +325,86 @@
       </w:r>
       <w:r>
         <w:t xml:space="preserve"> (SLU Artdatabanken, 2024).</w:t>
+      </w:r>
+    </w:p>
+    <w:p>
+      <w:r>
+        <w:rPr>
+          <w:b/>
+        </w:rPr>
+        <w:t>Talltita (NT, §4)</w:t>
+      </w:r>
+      <w:r>
+        <w:t>, rödlistad som nära hotad och prioriterad art i Skogsvårdslagen, har häckningsrevir i anmälan. Arten har minskat kraftigt de senaste 30 åren och minskningstakten innevarande 10-årsperiod beräknas till 20 (10–30) %. Talltitan är synnerligen trogen sitt cirka 15 hektar stora revir och är beroende av flerskiktade olikåldriga skogar för att kunna föda upp sina ungar. Talltitan försvinner om dess livsmiljö kalavverkas (Eggers &amp; Low, 2014; Ekman, 1979; Griesser et al, 2007; Klein, 2020; Siffczyk et al, 2003; SLU Artdatabanken, 2021).</w:t>
+      </w:r>
+    </w:p>
+    <w:p>
+      <w:r>
+        <w:rPr>
+          <w:b/>
+        </w:rPr>
+        <w:t>Järpe (§4)</w:t>
+      </w:r>
+      <w:r>
+        <w:t xml:space="preserve">, som är upptagen i bilaga 1 och 2 EU:s fågeldirektiv, är mycket stationär inom sitt revir som är minst 25 hektar stort. Livsmiljöerna utgörs av tät barrskog med inblandning av lövträd och en väl utvecklad flerskiktad struktur med bärris och yngre eller undertryckta, täta granar i ett lägre skikt, ofta utmed bäckar och åar inne i den skyddande granskogen. Den överlever inte om dess livsmiljö kalavverkas och är även känslig för röjning, gallring och avverkning där unga granar och lövträd inte sparas i tillräcklig omfattning. Arten finns i sammanhängande grandominerad skog över hela Sverige men förekomsterna är betydligt glesare i Götaland än i övriga landet. Järpe är typisk art för </w:t>
+      </w:r>
+      <w:r>
+        <w:rPr>
+          <w:i/>
+        </w:rPr>
+        <w:t xml:space="preserve">9010 Taiga, 9080 Lövsumpskog </w:t>
+      </w:r>
+      <w:r>
+        <w:t xml:space="preserve">och </w:t>
+      </w:r>
+      <w:r>
+        <w:rPr>
+          <w:i/>
+        </w:rPr>
+        <w:t xml:space="preserve">9740 Skogsbevuxen myr </w:t>
+      </w:r>
+      <w:r>
+        <w:t>(SLU Artdatabanken, 2026).</w:t>
+      </w:r>
+    </w:p>
+    <w:p>
+      <w:r>
+        <w:rPr>
+          <w:b/>
+        </w:rPr>
+        <w:t>Spillkråka (§4)</w:t>
+      </w:r>
+      <w:r>
+        <w:t xml:space="preserve"> omfattas av bilaga 1 i EU:s fågeldirektiv och är typisk art för </w:t>
+      </w:r>
+      <w:r>
+        <w:rPr>
+          <w:i/>
+        </w:rPr>
+        <w:t xml:space="preserve">9010 Taiga </w:t>
+      </w:r>
+      <w:r>
+        <w:t>och</w:t>
+      </w:r>
+      <w:r>
+        <w:rPr>
+          <w:i/>
+        </w:rPr>
+        <w:t xml:space="preserve"> 9740 Skogsbevuxen myr</w:t>
+      </w:r>
+      <w:r>
+        <w:t>. Den behöver grova träd, främst tall, asp och bok som boträd. Skogsbruk med korta omloppstider och täta, homogena ungskogar utgör det största hotet. Spillkråka är en nyckelart i skogliga miljöer vars övergivna bohål utnyttjas av flera andra hålhäckande fågelarter och fladdermöss, däribland pärluggla (EN, §4), knipa (§4), salskrake (§4) och skogsduva (§4). Hökuggla (VU, §4) och slaguggla (§4) häckar ofta i högstubbar som brutits av i höjd med ett gammalt spillkråkebo (SLU Artdatabanken, 2026; Skogsstyrelsen, 2016).</w:t>
+      </w:r>
+    </w:p>
+    <w:p>
+      <w:r>
+        <w:rPr>
+          <w:b/>
+        </w:rPr>
+        <w:t>Slaguggla (§4)</w:t>
+      </w:r>
+      <w:r>
+        <w:t xml:space="preserve"> är fridlyst enligt 4 § artskyddsförordningen och ingår i bilaga 1 EU:s fågeldirektiv. Tillgången på naturliga boplatser för slaguggla har minskat drastiskt och kommer även att minska i framtiden. Industriskogsbrukets korta omloppstider förhindrar nybildning av grova torrträd och utgör det största hotet mot arten. Skogsbrukets hänsyn måste tillåta att vissa skogsarealer, inte bara av låg bonitet, når mycket hög ålder. Runt boplatsen bör det finnas uppvuxen skog (minst 1 hektar) med träd som kan fungera som sittplatser för de vuxna ugglorna. Träden utgör särskilt viktiga skydd för ungarna att klättra upp i när de lämnar boet, eftersom de inte kan flyga då (SLU Artdatabanken, 2026; Skogsstyrelsen, 2016).</w:t>
       </w:r>
     </w:p>
     <w:p>
@@ -319,6 +459,22 @@
       <w:r>
         <w:t>I den avverkningsanmälda skogen har fridlysta arter sina livsmiljöer och växtplatser. Att skada de fridlysta arternas livsmiljöer, växtplatser eller ekologiska funktion är inte tillåtet enligt artskyddsförordningen.</w:t>
       </w:r>
+      <w:r>
+        <w:rPr>
+          <w:i/>
+        </w:rPr>
+        <w:t xml:space="preserve"> EU:s medlemsländer och skogsbolag är skyldiga att agera i enlighet med EU:s fågeldirektiv där det uttryckligen står att direktivet gäller för fåglar samt för deras ägg, bon och </w:t>
+      </w:r>
+      <w:r>
+        <w:rPr>
+          <w:b/>
+          <w:i/>
+        </w:rPr>
+        <w:t xml:space="preserve">livsmiljöer </w:t>
+      </w:r>
+      <w:r>
+        <w:t>(artikel 1). Vidare att de åtgärder som vidtas inte får leda till en försämring av den nuvarande situationen beträffande bevarandet av de fågelarter som avses i artikel 1 (artikel 13).</w:t>
+      </w:r>
     </w:p>
     <w:p>
       <w:r>
@@ -357,7 +513,7 @@
         <w:rPr>
           <w:i/>
         </w:rPr>
-        <w:t>I det avverkningsanmälda skogsområdet har 1 naturvårdsarter varav 1 rödlistade arter sina livsmiljöer och växtplatser.</w:t>
+        <w:t>I det avverkningsanmälda skogsområdet har 8 naturvårdsarter varav 5 rödlistade arter sina livsmiljöer och växtplatser.</w:t>
       </w:r>
     </w:p>
     <w:p>
@@ -542,6 +698,534 @@
           <w:i/>
         </w:rPr>
         <w:t>I den avverkningsanmälda skogen har fridlysta arter sina livsmiljöer och växtplatser. Att skada de fridlysta arternas livsmiljöer, växtplatser eller ekologiska funktion är inte tillåtet enligt artskyddsförordningen</w:t>
+      </w:r>
+    </w:p>
+    <w:p>
+      <w:r>
+        <w:br w:type="page"/>
+      </w:r>
+    </w:p>
+    <w:p>
+      <w:pPr>
+        <w:pStyle w:val="Title"/>
+      </w:pPr>
+      <w:r>
+        <w:t>BILAGA 1 – Fridlysta arter</w:t>
+      </w:r>
+    </w:p>
+    <w:p>
+      <w:pPr>
+        <w:pStyle w:val="Heading1"/>
+      </w:pPr>
+      <w:r>
+        <w:t>Pärluggla – ekologi samt krav på livsmiljön</w:t>
+      </w:r>
+    </w:p>
+    <w:p>
+      <w:r>
+        <w:t xml:space="preserve">Pärluggla (EN, §4) är en starkt hotad art som är typisk art för </w:t>
+      </w:r>
+      <w:r>
+        <w:rPr>
+          <w:i/>
+        </w:rPr>
+        <w:t>9010 Västlig taiga</w:t>
+      </w:r>
+      <w:r>
+        <w:t xml:space="preserve"> och omfattas av bilaga 1 EU:s fågeldirektiv. Beståndet har gradvis minskat sedan början av 1980-talet och efter 2010 tyder data från Svensk Fågeltaxering på att beståndet i det närmaste helt kraschat. Minskningstakten har uppgått till 60 (40–80) % under de senaste 15 åren och överstiger gränsvärdet för starkt hotad (EN) (SLU Artdatabanken, 2026).</w:t>
+      </w:r>
+    </w:p>
+    <w:p>
+      <w:r>
+        <w:t>Pärlugglan är beroende av äldre, varierad skog med goda jaktmöjligheter och god tillgång på lämpliga trädhål som boplatser. Den förekommer med störst täthet i äldre granskog, med inslag av gamla lövträd och luckor och öppningar i form av mindre hyggen, jordbruksmark och liknande. Den häckar även frekvent i barr- och lövblandskogar av tall, björk och asp, där förutsättningarna att finna boplatser är störst. I sydligaste Sverige häckar den ofta i gamla bokbackar, men den är mycket sällsynt i ren bokskog. Hemområdet är i storleksordningen 200–500 hektar, men storleken varierar kraftigt beroende på hur mycket föda det finns. Under dåliga gnagarår kan pärlugglan jaga upp till 4 km från boet medan den under bra år ofta håller sig inom 1 km (SLU Artdatabanken, 2026).</w:t>
+      </w:r>
+    </w:p>
+    <w:p>
+      <w:r>
+        <w:t>Undvik skogsbruksåtgärder som kan skada hänsynskrävande miljöer, som till exempel strand- och sumpskogar med naturskogskaraktär, äldre skog på uddar och öar, raviner, klyftor och blockmarker samt berg- och rasbranter, äldre hällmarksskog, äldre sandtallskogar, naturskogsrester, eller äldre trädbestånd med mycket hänglavar eller död ved (Skogsstyrelsen, 2016).</w:t>
+      </w:r>
+    </w:p>
+    <w:p>
+      <w:pPr>
+        <w:pStyle w:val="Heading2"/>
+      </w:pPr>
+      <w:r>
+        <w:t>Referenser – pärluggla</w:t>
+      </w:r>
+    </w:p>
+    <w:p>
+      <w:r>
+        <w:t xml:space="preserve">SLU Artdatabanken, 2026. </w:t>
+      </w:r>
+      <w:r>
+        <w:rPr>
+          <w:i/>
+        </w:rPr>
+        <w:t xml:space="preserve">Artfaktablad. Naturvård – artfakta. </w:t>
+      </w:r>
+      <w:r>
+        <w:t>SLU Artdatabanken, Uppsala.</w:t>
+      </w:r>
+    </w:p>
+    <w:p>
+      <w:r>
+        <w:t xml:space="preserve">Skogsstyrelsen, 2016. </w:t>
+      </w:r>
+      <w:r>
+        <w:rPr>
+          <w:i/>
+        </w:rPr>
+        <w:t>Vägledning för hänsyn till pärluggla.</w:t>
+      </w:r>
+    </w:p>
+    <w:p>
+      <w:pPr>
+        <w:pStyle w:val="Heading1"/>
+      </w:pPr>
+      <w:r>
+        <w:t>Entita – ekologi samt krav på livsmiljön</w:t>
+      </w:r>
+    </w:p>
+    <w:p>
+      <w:r>
+        <w:t xml:space="preserve">Entita (NT, §4) är rödlistad som nära hotad, fridlyst och prioriterad art enligt Skogsvårdslagen. Den omfattas av EU:s fågeldirektiv och är typisk art för </w:t>
+      </w:r>
+      <w:r>
+        <w:rPr>
+          <w:i/>
+        </w:rPr>
+        <w:t>9080 Lövsumpskog</w:t>
+      </w:r>
+      <w:r>
+        <w:t>. Minskningstakten har uppgått till 20 (10–30) % under de senaste 10 åren och bedöms vara nära gränsvärdet för Sårbar (VU). (A2b) (SLU Artdatabanken, 2021).</w:t>
+      </w:r>
+    </w:p>
+    <w:p>
+      <w:r>
+        <w:t>Entitan är en utpräglad lövskogsfågel som påträffas i ädellövskogar, strandskogar, ekhagar, igenväxande hagmarker, lövdungar, parker och trädgårdar. Den föredrar flerskiktade, gärna högvuxna skogar med inslag av äldre träd och med ett välutvecklat buskskikt. Ek- och hasseldominerade skogar och dungar, samt alkärr med videsnår, hör till de miljöer som ofta utnyttjas. I sydligaste Sverige är bokskog en viktig miljö (Skogsstyrelsen, 2016).</w:t>
+      </w:r>
+    </w:p>
+    <w:p>
+      <w:r>
+        <w:t>Reviren är relativt stora för en småfågel, i genomsnitt omkring 5 hektar men de kan vara upp till 20 hektar. Entitan är en utpräglad stannfågel och rör sig inte långt från kläckningsplatsen; ungfåglarna sprider sig sällan mer än 5 km från födelseplatsen och etablerade fåglar lämnar därefter inte sitt revir (Skogsstyrelsen, 2016). Det häckande paret försvarar sitt revir året runt. De tillåter dock en grupp av ungfåglar att etablera sig inom deras revir och så bildas en vinterflock, vilket sker redan i juni månad. Även under kalla vintrar stannar entitan kvar inom sitt revir. Hittar man entitor vid sitt foderbord beror det på att fågelmatningen ligger inom ett entiterevir (SLU Artdatabanken, 2021). Arten är känslig för fragmentering och har svårt att etablera sig i isolerade skogsområden. Entitan är hålhäckare, men kan inte själv hacka fram sitt hål utan är beroende av miljöer som erbjuder naturliga hål (Skogsstyrelsen, 2016).</w:t>
+      </w:r>
+    </w:p>
+    <w:p>
+      <w:r>
+        <w:t>Arten häckar ofta i skogar som är svagt eller inte alls påverkade av skogsbruk. Särskilt i Svealand ofta i skogar som har höga naturvärden och utgör skogliga värdekärnor. Entitan missgynnas av konventionellt skogsbruk genom minskad förekomst av risiga, flerskiktade skogar liksom av avverkning av lövträdsrika kantzoner. Entitans ortstrohet och dåliga spridningsförmåga gör den känslig för fragmentering (Skogsstyrelsen, 2016).</w:t>
+      </w:r>
+    </w:p>
+    <w:p>
+      <w:pPr>
+        <w:pStyle w:val="Heading2"/>
+      </w:pPr>
+      <w:r>
+        <w:t>Referenser – entita</w:t>
+      </w:r>
+    </w:p>
+    <w:p>
+      <w:r>
+        <w:t xml:space="preserve">Skogsstyrelsen, 2016. </w:t>
+      </w:r>
+      <w:r>
+        <w:rPr>
+          <w:i/>
+        </w:rPr>
+        <w:t xml:space="preserve">Vägledning för hänsyn till entita. </w:t>
+      </w:r>
+      <w:r>
+        <w:t>https://www.skogsstyrelsen.se/globalassets/lag-och-tillsyn/artskydd/vagledningar-for-hansyn-till-faglar/entita-vagledning-hansyn2.pdf</w:t>
+      </w:r>
+    </w:p>
+    <w:p>
+      <w:r>
+        <w:t xml:space="preserve">SLU Artdatabanken, 2021. </w:t>
+      </w:r>
+      <w:r>
+        <w:rPr>
+          <w:i/>
+        </w:rPr>
+        <w:t xml:space="preserve">Artfaktablad. Naturvård – artfakta. </w:t>
+      </w:r>
+      <w:r>
+        <w:t>SLU Artdatabanken, Uppsala</w:t>
+      </w:r>
+    </w:p>
+    <w:p>
+      <w:pPr>
+        <w:pStyle w:val="Heading1"/>
+      </w:pPr>
+      <w:r>
+        <w:t>Mindre hackspett – ekologi samt krav på livsmiljön</w:t>
+      </w:r>
+    </w:p>
+    <w:p>
+      <w:r>
+        <w:t xml:space="preserve">Mindre hackspett (NT) är rödlistad som nära hotad, fridlyst och prioriterad art i Skogsvårdslagen. Den är typisk art för </w:t>
+      </w:r>
+      <w:r>
+        <w:rPr>
+          <w:i/>
+        </w:rPr>
+        <w:t>9010 Taiga, 9750 Svämlövskog, 9080 Lövsumpskog, 9030 Landhöjningsskog och 9040 Fjällbjörkskog</w:t>
+      </w:r>
+      <w:r>
+        <w:t>. Minskningstakten har uppgått till 25 (10–40) % under de senaste 15 åren och bedöms vara nära gränsvärdet för Sårbar (VU). (A2bc). (SLU Artdatabanken 2021).</w:t>
+      </w:r>
+    </w:p>
+    <w:p>
+      <w:r>
+        <w:t>Den mindre hackspetten lever i löv- och blandskog med förekomst av äldre lövträd, gärna ädellövträd i södra Sverige. Norrut förekommer arten i gamla löv- och blandskogar med al, björk och asp. Ett mycket glest bestånd förekommer i fjällbjörkskogen. Under vintern kan födosök ske även i äldre grandominerad skog, troligen för att den ger bättre skydd mot rovdjur och rovfåglar än ren lövskog. (SLU Artdatabanken, 2021).</w:t>
+      </w:r>
+    </w:p>
+    <w:p>
+      <w:r>
+        <w:t>Arten har stora revir och höga krav när det gäller förekomst av lövskog på landskapsnivå. För att häcka framgångsrikt behöver ett par cirka 40 ha äldre lövdominerad skog inom ett område på upp till 200 ha. Under vintern utsträcks födosöket till ett större område på flera hundra hektar, men varje individ återvänder till samma natthål kväll efter kväll. Arten häckar i murkna lövträdsstammar eller stubbar (oftast klibbal eller björk), vanligen 3–7 meter över marken. Ett nytt bohål hackas ut varje vår (Skogsstyrelsen, 2016 &amp; SLU Artdatabanken, 2021).</w:t>
+      </w:r>
+    </w:p>
+    <w:p>
+      <w:r>
+        <w:t>Den mindre hackspetten missgynnas av gallring i löv- och blandskogar, om lövträd tas bort. Vidare så missgynnas arten starkt genom avverkning av äldre lövträd, dränering och avverkning av al- och björkkärr, röjning eller gallring av täta strandskogar, alkärr samt borttagande av murkna träd och grenar. Nedhuggning av äldre hagmarksbjörkar och alar är också negativt. Arten hotas dessutom av biobränsleuttag i gamla inägomarker och andra lövskogar (Skogsstyrelsen, 2016 &amp; SLU Artdatabanken, 2021).</w:t>
+      </w:r>
+    </w:p>
+    <w:p>
+      <w:pPr>
+        <w:pStyle w:val="Heading2"/>
+      </w:pPr>
+      <w:r>
+        <w:t>Referenser – mindre hackspett</w:t>
+      </w:r>
+    </w:p>
+    <w:p>
+      <w:r>
+        <w:t xml:space="preserve">Skogsstyrelsen, 2016. </w:t>
+      </w:r>
+      <w:r>
+        <w:rPr>
+          <w:i/>
+        </w:rPr>
+        <w:t xml:space="preserve">Vägledning för hänsyn till mindre hackspett. </w:t>
+      </w:r>
+      <w:r>
+        <w:t>https://www.skogsstyrelsen.se/globalassets/lag-och-tillsyn/artskydd/vagledningar-for-hansyn-till-faglar/mindre-hackspett-vagledning-hansyn2.pdf</w:t>
+      </w:r>
+    </w:p>
+    <w:p>
+      <w:r>
+        <w:t xml:space="preserve">SLU Artdatabanken, 2021. </w:t>
+      </w:r>
+      <w:r>
+        <w:rPr>
+          <w:i/>
+        </w:rPr>
+        <w:t xml:space="preserve">Artfaktablad. Naturvård – artfakta. </w:t>
+      </w:r>
+      <w:r>
+        <w:t>SLU Artdatabanken, Uppsala</w:t>
+      </w:r>
+    </w:p>
+    <w:p>
+      <w:pPr>
+        <w:pStyle w:val="Heading1"/>
+      </w:pPr>
+      <w:r>
+        <w:t>Talltita – ekologi samt krav på livsmiljön</w:t>
+      </w:r>
+    </w:p>
+    <w:p>
+      <w:r>
+        <w:t>Talltita är rödlistad som NT, fridlyst och prioriterad art i Skogsvårdslagen. Den omfattas av EU:s fågeldirektiv. Arten har minskat kraftigt de senaste 30 åren och minskningstakten innevarande 10-årsperiod beräknas till 20 (10–30) % (SLU Artdatabanken, 2022).</w:t>
+      </w:r>
+    </w:p>
+    <w:p>
+      <w:r>
+        <w:t>Talltita föredrar större sammanhängande barrskogar, och finns såväl i tallskog som granskog och i lövblandad barrskog. Skogens struktur är viktig och ska helst vara flerskiktad med riklig underväxt av mindre granar, björk och andra lövträd och buskar. Tillgång på murknande högstubbar är särskilt viktig, eftersom talltitan helst själv hackar ut sitt bohål (SLU Artdatabanken, 2022).</w:t>
+      </w:r>
+    </w:p>
+    <w:p>
+      <w:r>
+        <w:t>Det finns flera studier som visar att talltita är känslig för gallring och inte överlever när dess livsmiljö kalavverkas (Eggers and Low, 2014; Griesser et al., 2007; Klein, 2020). Talltitans revir är förhållandevis stora, 10–20 hektar och arten missgynnas när skogen fragmenteras. Kalavverkning av större delar av reviret innebär att det överges (Artdatabanken, 2021).</w:t>
+      </w:r>
+    </w:p>
+    <w:p>
+      <w:r>
+        <w:t>Talltitan är synnerligen trogen sitt revir så länge paret lever och biotopen förblir intakt. Paret stannar i sitt revir året om. En förlust av ett revir har därför en stor inverkan på den lokala populationen och trakthyggesbruket anses vara orsak till den svenska populationens kraftiga minskning. Talltiteparets revirtrohet innebär att närhelst under året man observerar en adult talltita så ingår denna plats i reviret (Siffczyk et al., 2003; Ekman, 1979).</w:t>
+      </w:r>
+    </w:p>
+    <w:p>
+      <w:pPr>
+        <w:pStyle w:val="Heading2"/>
+      </w:pPr>
+      <w:r>
+        <w:t>Referenser – talltita</w:t>
+      </w:r>
+    </w:p>
+    <w:p>
+      <w:r>
+        <w:t xml:space="preserve">Eggers, S., Low, M., 2014. </w:t>
+      </w:r>
+      <w:r>
+        <w:rPr>
+          <w:i/>
+        </w:rPr>
+        <w:t xml:space="preserve">Differential demographic responses of sympatric Parids to vegetation management in boreal forest. </w:t>
+      </w:r>
+      <w:r>
+        <w:t>For. Ecol. Manage. 319, 169–175.</w:t>
+      </w:r>
+    </w:p>
+    <w:p>
+      <w:r>
+        <w:t xml:space="preserve">Ekman, J., 1979. </w:t>
+      </w:r>
+      <w:r>
+        <w:rPr>
+          <w:i/>
+        </w:rPr>
+        <w:t xml:space="preserve">Coherence, composition and territories of winter social groups of the Willow Tit Parus montanus and the Crested Tit P. cristatus. </w:t>
+      </w:r>
+      <w:r>
+        <w:t>Ornis Scandinavica, 10, pp 56–68</w:t>
+      </w:r>
+    </w:p>
+    <w:p>
+      <w:r>
+        <w:t xml:space="preserve">Griesser, M., Nystrand, M., Eggers, S., Ekman, J., 2007. </w:t>
+      </w:r>
+      <w:r>
+        <w:rPr>
+          <w:i/>
+        </w:rPr>
+        <w:t xml:space="preserve">Impact of forestry practices on fitness correlates and population productivity in an open-nesting bird species. </w:t>
+      </w:r>
+      <w:r>
+        <w:t>Conserv. Biol. 21, 767–774. https://doi.org/10.1111/j.1523- 1739.2007.00675.x</w:t>
+      </w:r>
+    </w:p>
+    <w:p>
+      <w:r>
+        <w:t xml:space="preserve">Klein, J., 2020. </w:t>
+      </w:r>
+      <w:r>
+        <w:rPr>
+          <w:i/>
+        </w:rPr>
+        <w:t xml:space="preserve">The forgotten forest – On thinning, retention, and biodiversity in the boreal forest. </w:t>
+      </w:r>
+      <w:r>
+        <w:t>Doctoral Thesis No. 2020:50</w:t>
+      </w:r>
+    </w:p>
+    <w:p>
+      <w:r>
+        <w:t xml:space="preserve">Siffczyk, C., Brotons, L., Kangas, K., Orell, M., 2003. </w:t>
+      </w:r>
+      <w:r>
+        <w:rPr>
+          <w:i/>
+        </w:rPr>
+        <w:t xml:space="preserve">Home range size of willow tits. </w:t>
+      </w:r>
+      <w:r>
+        <w:t>Oecologica, 136, 635–642 (2003)</w:t>
+      </w:r>
+    </w:p>
+    <w:p>
+      <w:r>
+        <w:t xml:space="preserve">SLU Artdatabanken, 2021. </w:t>
+      </w:r>
+      <w:r>
+        <w:rPr>
+          <w:i/>
+        </w:rPr>
+        <w:t xml:space="preserve">Artfaktablad. Naturvård – artfakta. </w:t>
+      </w:r>
+      <w:r>
+        <w:t>SLU Artdatabanken, Uppsala</w:t>
+      </w:r>
+    </w:p>
+    <w:p>
+      <w:pPr>
+        <w:pStyle w:val="Heading1"/>
+      </w:pPr>
+      <w:r>
+        <w:t>Järpe – ekologi samt krav på livsmiljön</w:t>
+      </w:r>
+    </w:p>
+    <w:p>
+      <w:r>
+        <w:t>Järpe är fridlyst enligt 4§ artskyddsförordningen och upptagen i bilaga 1 och 2 EU:s fågeldirektiv. Den finns i sammanhängande grandominerad skog över hela Sverige men förekomsterna är betydligt glesare i Götaland än i övriga landet. Järpen har sina livsmiljöer i tät barrskog med inblandning av lövträd och en väl utvecklad flerskiktad struktur med bärris och yngre eller undertryckta, täta granar i ett lägre skikt, ofta utmed bäckar och åar inne i den skyddande granskogen (SLU Artdatabanken, 2026).</w:t>
+      </w:r>
+    </w:p>
+    <w:p>
+      <w:r>
+        <w:t xml:space="preserve">Arten behöver lämpliga skogsbestånd om sammanlagt minst 25 hektar. Den är mycket stationär inom sitt revir och när ett par etablerat sig stannar de så länge miljön är intakt. Den undviker öppen mark och förﬂyttar sig sällan över större öppna myrar eller åkermark, och är därför känslig för fragmentering. Järpen överlever inte om dess livsmiljö kalavverkas och är även känslig för röjning, gallring och avverkning där unga granar och lövträd inte sparas i tillräcklig omfattning.  Järpe är typisk art för </w:t>
+      </w:r>
+      <w:r>
+        <w:rPr>
+          <w:i/>
+        </w:rPr>
+        <w:t>9010 Taiga, 9740 Skogsbevuxen myr</w:t>
+      </w:r>
+      <w:r>
+        <w:t xml:space="preserve"> och </w:t>
+      </w:r>
+      <w:r>
+        <w:rPr>
+          <w:i/>
+        </w:rPr>
+        <w:t>9080 Lövsumpskog</w:t>
+      </w:r>
+      <w:r>
+        <w:t xml:space="preserve"> (SLU Artdatabanken, 2026).</w:t>
+      </w:r>
+    </w:p>
+    <w:p>
+      <w:pPr>
+        <w:pStyle w:val="Heading2"/>
+      </w:pPr>
+      <w:r>
+        <w:t>Referenser – järpe</w:t>
+      </w:r>
+    </w:p>
+    <w:p>
+      <w:r>
+        <w:t xml:space="preserve">SLU Artdatabanken, 2026. </w:t>
+      </w:r>
+      <w:r>
+        <w:rPr>
+          <w:i/>
+        </w:rPr>
+        <w:t xml:space="preserve">Artfaktablad. Naturvård – artfakta. </w:t>
+      </w:r>
+      <w:r>
+        <w:t>SLU Artdatabanken, Uppsala</w:t>
+      </w:r>
+    </w:p>
+    <w:p>
+      <w:pPr>
+        <w:pStyle w:val="Heading1"/>
+      </w:pPr>
+      <w:r>
+        <w:t>Spillkråka – ekologi samt krav på livsmiljön</w:t>
+      </w:r>
+    </w:p>
+    <w:p>
+      <w:r>
+        <w:t xml:space="preserve">Spillkråka (§4) ingår i bilaga 1 EU:s fågeldirektiv och är typisk art för </w:t>
+      </w:r>
+      <w:r>
+        <w:rPr>
+          <w:i/>
+        </w:rPr>
+        <w:t xml:space="preserve">9010 Taiga </w:t>
+      </w:r>
+      <w:r>
+        <w:t>och</w:t>
+      </w:r>
+      <w:r>
+        <w:rPr>
+          <w:i/>
+        </w:rPr>
+        <w:t xml:space="preserve"> 9740 Skogsbevuxen myr</w:t>
+      </w:r>
+      <w:r>
+        <w:t>. Den lever i både barr- och blandskog liksom i ren lövskog. De tätaste populationerna tenderar att finnas i äldre, variationsrik blandskog med gott om död ved och gamla träd. Varje par utnyttjar 400–1000 hektar skog beroende på skogens kvalitet. Skogsbruk med korta omloppstider och täta, homogena ungskogar utgör det största hotet (SLU Artdatabanken, 2026).</w:t>
+      </w:r>
+    </w:p>
+    <w:p>
+      <w:r>
+        <w:t>Spillkråka är en nyckelart i skogliga miljöer vars övergivna bohål utnyttjas av flera andra hålhäckande fågelarter och fladdermöss, däribland pärluggla (EN, §4), knipa (§4), salskrake (§4) och skogsduva (§4). Hökuggla (VU, §4) och slaguggla (§4) häckar ofta i högstubbar som brutits av i höjd med ett gammalt spillkråkebo (Skogsstyrelsen, 2016).</w:t>
+      </w:r>
+    </w:p>
+    <w:p>
+      <w:pPr>
+        <w:pStyle w:val="Heading2"/>
+      </w:pPr>
+      <w:r>
+        <w:t>Referenser – spillkråka</w:t>
+      </w:r>
+    </w:p>
+    <w:p>
+      <w:r>
+        <w:t xml:space="preserve">Skogsstyrelsen, 2016. </w:t>
+      </w:r>
+      <w:r>
+        <w:rPr>
+          <w:i/>
+        </w:rPr>
+        <w:t xml:space="preserve">Vägledning för hänsyn till spillkråka. </w:t>
+      </w:r>
+      <w:r>
+        <w:t>Vägledningar och kunskapsstöd artskydd – Skogsstyrelsen.</w:t>
+      </w:r>
+    </w:p>
+    <w:p>
+      <w:r>
+        <w:t xml:space="preserve">SLU Artdatabanken, 2026. </w:t>
+      </w:r>
+      <w:r>
+        <w:rPr>
+          <w:i/>
+        </w:rPr>
+        <w:t xml:space="preserve">Artfaktablad. Naturvård – artfakta. </w:t>
+      </w:r>
+      <w:r>
+        <w:t>SLU Artdatabanken, Uppsala.</w:t>
+      </w:r>
+    </w:p>
+    <w:p>
+      <w:pPr>
+        <w:pStyle w:val="Heading1"/>
+      </w:pPr>
+      <w:r>
+        <w:t>Slaguggla – ekologi samt krav på livsmiljön</w:t>
+      </w:r>
+    </w:p>
+    <w:p>
+      <w:r>
+        <w:t>Slaguggla (§4) är fridlyst enligt 4§ artskyddsförordningen, upptagen i bilaga 1 EU:s fågeldirektiv och bilaga 2 Bernkonventionen samt finns med som prioriterad art i Skogsstyrelsens vägledning för skogsbruket (SKSFS 2011:7). Den häckar i skogsmark, oftast i anslutning till myrar, hyggen och inägor. Arten förekommer från mellersta Sverige norrut till Lule Lappmark och norra Norrbotten. Häckningsrevirets storlek varierar betydligt, från cirka 300 hektar till uppemot 600–700 hektar. De gamla fåglarna är mycket stationära och revirets storlek beror bland annat på närheten till grannrevir och kvaliteten på jaktmarkerna. Spridning av ungfåglar sker 5–70 km från boplatsen, i sällsynta fall kan ungfåglar vandra betydligt längre. Runt boplatsen bör det finnas uppvuxen skog (minst 1 hektar) med träd som kan fungera som sittplatser för de vuxna ugglorna. Träden utgör särskilt viktiga skydd för ungarna att klättra upp i när de lämnar boet, eftersom de inte kan flyga då (SLU Artdatabanken, 2026; Skogsstyrelsen, 2016).</w:t>
+      </w:r>
+    </w:p>
+    <w:p>
+      <w:r>
+        <w:t>Industriskogsbrukets korta omloppstider (100–120 år) förhindrar nybildning av grova torrträd och utgör det största hotet mot arten. Skogsbrukets hänsyn måste tillåta att vissa skogsarealer, inte bara av låg bonitet, når mycket hög ålder. Tillgången på naturliga boplatser för slaguggla har minskat drastiskt och kommer även att minska i framtiden. Detta beror på det moderna skogsbrukets inriktning och metoder som inte längre tillåter utbildandet av träd av de dimensioner som säkerställer nybildning av lämpliga boplatser i form av rötade stammar som kan bilda ”skorstenar” eller större hål i samband med kvistbrott. Som exempel på vad som krävs kan nämnas att tolv, genom dendrokronologisk analys, daterade bebodda torrakstubbar i Hälsingland hade varit döda i 255 år (129–360 år) och var 200–400 år gamla innan de dog. De äldsta tallarna hade alltså börjat växa från begynnelsen av 1300-talet och de yngsta från mitten av 1600-talet (SLU Artdatabanken, 2026).</w:t>
+      </w:r>
+    </w:p>
+    <w:p>
+      <w:pPr>
+        <w:pStyle w:val="Heading2"/>
+      </w:pPr>
+      <w:r>
+        <w:t>Referenser – slaguggla</w:t>
+      </w:r>
+    </w:p>
+    <w:p>
+      <w:r>
+        <w:t xml:space="preserve">Skogsstyrelsen, 2016. </w:t>
+      </w:r>
+      <w:r>
+        <w:rPr>
+          <w:i/>
+        </w:rPr>
+        <w:t xml:space="preserve">Vägledning för hänsyn till fåglar – Slaguggla. </w:t>
+      </w:r>
+      <w:r>
+        <w:t>www.skogsstyrelsen.se</w:t>
+      </w:r>
+    </w:p>
+    <w:p>
+      <w:r>
+        <w:t xml:space="preserve">SLU Artdatabanken, 2026. </w:t>
+      </w:r>
+      <w:r>
+        <w:rPr>
+          <w:i/>
+        </w:rPr>
+        <w:t xml:space="preserve">Artfaktablad. Naturvård – artfakta. </w:t>
+      </w:r>
+      <w:r>
+        <w:t>SLU Artdatabanken, Uppsala</w:t>
       </w:r>
     </w:p>
     <w:sectPr>
@@ -672,7 +1356,7 @@
     <w:r>
       <w:tab/>
       <w:tab/>
-      <w:t>2026-10-15</w:t>
+      <w:t>2026-10-16</w:t>
       <w:br/>
       <w:br/>
     </w:r>

--- a/klagomål/A 37641-2026 FSC-klagomål.docx
+++ b/klagomål/A 37641-2026 FSC-klagomål.docx
@@ -1356,7 +1356,7 @@
     <w:r>
       <w:tab/>
       <w:tab/>
-      <w:t>2026-10-16</w:t>
+      <w:t>2026-10-17</w:t>
       <w:br/>
       <w:br/>
     </w:r>

--- a/klagomål/A 37641-2026 FSC-klagomål.docx
+++ b/klagomål/A 37641-2026 FSC-klagomål.docx
@@ -1356,7 +1356,7 @@
     <w:r>
       <w:tab/>
       <w:tab/>
-      <w:t>2026-10-17</w:t>
+      <w:t>2026-10-18</w:t>
       <w:br/>
       <w:br/>
     </w:r>

--- a/klagomål/A 37641-2026 FSC-klagomål.docx
+++ b/klagomål/A 37641-2026 FSC-klagomål.docx
@@ -1356,7 +1356,7 @@
     <w:r>
       <w:tab/>
       <w:tab/>
-      <w:t>2026-10-18</w:t>
+      <w:t>2026-10-19</w:t>
       <w:br/>
       <w:br/>
     </w:r>

--- a/klagomål/A 37641-2026 FSC-klagomål.docx
+++ b/klagomål/A 37641-2026 FSC-klagomål.docx
@@ -1356,7 +1356,7 @@
     <w:r>
       <w:tab/>
       <w:tab/>
-      <w:t>2026-10-19</w:t>
+      <w:t>2026-10-20</w:t>
       <w:br/>
       <w:br/>
     </w:r>

--- a/klagomål/A 37641-2026 FSC-klagomål.docx
+++ b/klagomål/A 37641-2026 FSC-klagomål.docx
@@ -1356,7 +1356,7 @@
     <w:r>
       <w:tab/>
       <w:tab/>
-      <w:t>2026-10-20</w:t>
+      <w:t>2026-10-21</w:t>
       <w:br/>
       <w:br/>
     </w:r>

--- a/klagomål/A 37641-2026 FSC-klagomål.docx
+++ b/klagomål/A 37641-2026 FSC-klagomål.docx
@@ -1356,7 +1356,7 @@
     <w:r>
       <w:tab/>
       <w:tab/>
-      <w:t>2026-10-21</w:t>
+      <w:t>2026-10-22</w:t>
       <w:br/>
       <w:br/>
     </w:r>

--- a/klagomål/A 37641-2026 FSC-klagomål.docx
+++ b/klagomål/A 37641-2026 FSC-klagomål.docx
@@ -1356,7 +1356,7 @@
     <w:r>
       <w:tab/>
       <w:tab/>
-      <w:t>2026-10-22</w:t>
+      <w:t>2026-10-23</w:t>
       <w:br/>
       <w:br/>
     </w:r>

--- a/klagomål/A 37641-2026 FSC-klagomål.docx
+++ b/klagomål/A 37641-2026 FSC-klagomål.docx
@@ -1356,7 +1356,7 @@
     <w:r>
       <w:tab/>
       <w:tab/>
-      <w:t>2026-10-23</w:t>
+      <w:t>2026-10-24</w:t>
       <w:br/>
       <w:br/>
     </w:r>

--- a/klagomål/A 37641-2026 FSC-klagomål.docx
+++ b/klagomål/A 37641-2026 FSC-klagomål.docx
@@ -1356,7 +1356,7 @@
     <w:r>
       <w:tab/>
       <w:tab/>
-      <w:t>2026-10-24</w:t>
+      <w:t>2026-10-25</w:t>
       <w:br/>
       <w:br/>
     </w:r>

--- a/klagomål/A 37641-2026 FSC-klagomål.docx
+++ b/klagomål/A 37641-2026 FSC-klagomål.docx
@@ -1356,7 +1356,7 @@
     <w:r>
       <w:tab/>
       <w:tab/>
-      <w:t>2026-10-25</w:t>
+      <w:t>2026-10-26</w:t>
       <w:br/>
       <w:br/>
     </w:r>

--- a/klagomål/A 37641-2026 FSC-klagomål.docx
+++ b/klagomål/A 37641-2026 FSC-klagomål.docx
@@ -1356,7 +1356,7 @@
     <w:r>
       <w:tab/>
       <w:tab/>
-      <w:t>2026-10-26</w:t>
+      <w:t>2026-10-27</w:t>
       <w:br/>
       <w:br/>
     </w:r>

--- a/klagomål/A 37641-2026 FSC-klagomål.docx
+++ b/klagomål/A 37641-2026 FSC-klagomål.docx
@@ -1356,7 +1356,7 @@
     <w:r>
       <w:tab/>
       <w:tab/>
-      <w:t>2026-10-27</w:t>
+      <w:t>2026-10-28</w:t>
       <w:br/>
       <w:br/>
     </w:r>

--- a/klagomål/A 37641-2026 FSC-klagomål.docx
+++ b/klagomål/A 37641-2026 FSC-klagomål.docx
@@ -1356,7 +1356,7 @@
     <w:r>
       <w:tab/>
       <w:tab/>
-      <w:t>2026-10-28</w:t>
+      <w:t>2026-10-29</w:t>
       <w:br/>
       <w:br/>
     </w:r>

--- a/klagomål/A 37641-2026 FSC-klagomål.docx
+++ b/klagomål/A 37641-2026 FSC-klagomål.docx
@@ -1356,7 +1356,7 @@
     <w:r>
       <w:tab/>
       <w:tab/>
-      <w:t>2026-10-29</w:t>
+      <w:t>2026-10-31</w:t>
       <w:br/>
       <w:br/>
     </w:r>
